--- a/ЛР3_Черных.docx
+++ b/ЛР3_Черных.docx
@@ -3440,6 +3440,395 @@
         <w:ind w:firstLine="709"/>
         <w:jc w:val="both"/>
       </w:pPr>
+      <w:r>
+        <w:t>Использованные методы массива:</w:t>
+      </w:r>
+    </w:p>
+    <w:p>
+      <w:pPr>
+        <w:spacing w:line="360" w:lineRule="auto"/>
+        <w:ind w:firstLine="709"/>
+        <w:jc w:val="both"/>
+      </w:pPr>
+      <w:r>
+        <w:rPr>
+          <w:lang w:val="en-US"/>
+        </w:rPr>
+        <w:t>Array</w:t>
+      </w:r>
+      <w:r>
+        <w:t>.</w:t>
+      </w:r>
+      <w:proofErr w:type="gramStart"/>
+      <w:r>
+        <w:rPr>
+          <w:lang w:val="en-US"/>
+        </w:rPr>
+        <w:t>from</w:t>
+      </w:r>
+      <w:r>
+        <w:t>({</w:t>
+      </w:r>
+      <w:proofErr w:type="gramEnd"/>
+      <w:r>
+        <w:rPr>
+          <w:lang w:val="en-US"/>
+        </w:rPr>
+        <w:t>length</w:t>
+      </w:r>
+      <w:r>
+        <w:t xml:space="preserve">: </w:t>
+      </w:r>
+      <w:proofErr w:type="gramStart"/>
+      <w:r>
+        <w:rPr>
+          <w:lang w:val="en-US"/>
+        </w:rPr>
+        <w:t>n</w:t>
+      </w:r>
+      <w:r>
+        <w:t>},</w:t>
+      </w:r>
+      <w:proofErr w:type="gramEnd"/>
+      <w:r>
+        <w:t xml:space="preserve"> </w:t>
+      </w:r>
+      <w:proofErr w:type="spellStart"/>
+      <w:r>
+        <w:rPr>
+          <w:lang w:val="en-US"/>
+        </w:rPr>
+        <w:t>fn</w:t>
+      </w:r>
+      <w:proofErr w:type="spellEnd"/>
+      <w:r>
+        <w:t>)</w:t>
+      </w:r>
+      <w:r>
+        <w:t xml:space="preserve"> - </w:t>
+      </w:r>
+      <w:r>
+        <w:t xml:space="preserve">Создаёт массив длиной n, заполняя его результатами функции </w:t>
+      </w:r>
+      <w:proofErr w:type="spellStart"/>
+      <w:r>
+        <w:t>fn</w:t>
+      </w:r>
+      <w:proofErr w:type="spellEnd"/>
+      <w:r>
+        <w:t>.</w:t>
+      </w:r>
+    </w:p>
+    <w:p>
+      <w:pPr>
+        <w:spacing w:line="360" w:lineRule="auto"/>
+        <w:ind w:firstLine="709"/>
+        <w:jc w:val="both"/>
+      </w:pPr>
+      <w:proofErr w:type="spellStart"/>
+      <w:proofErr w:type="gramStart"/>
+      <w:r>
+        <w:t>matrix.flat</w:t>
+      </w:r>
+      <w:proofErr w:type="spellEnd"/>
+      <w:proofErr w:type="gramEnd"/>
+      <w:r>
+        <w:t>()</w:t>
+      </w:r>
+      <w:r>
+        <w:t xml:space="preserve"> - </w:t>
+      </w:r>
+      <w:r>
+        <w:t>Преобразует двумерный массив в одномерный (объединяет все вложенные массивы).</w:t>
+      </w:r>
+    </w:p>
+    <w:p>
+      <w:pPr>
+        <w:spacing w:line="360" w:lineRule="auto"/>
+        <w:ind w:firstLine="709"/>
+        <w:jc w:val="both"/>
+      </w:pPr>
+      <w:proofErr w:type="gramStart"/>
+      <w:r>
+        <w:rPr>
+          <w:lang w:val="en-US"/>
+        </w:rPr>
+        <w:t>reduce</w:t>
+      </w:r>
+      <w:r>
+        <w:t>(</w:t>
+      </w:r>
+      <w:proofErr w:type="gramEnd"/>
+      <w:r>
+        <w:t>(</w:t>
+      </w:r>
+      <w:r>
+        <w:rPr>
+          <w:lang w:val="en-US"/>
+        </w:rPr>
+        <w:t>acc</w:t>
+      </w:r>
+      <w:r>
+        <w:t xml:space="preserve">, </w:t>
+      </w:r>
+      <w:proofErr w:type="spellStart"/>
+      <w:r>
+        <w:rPr>
+          <w:lang w:val="en-US"/>
+        </w:rPr>
+        <w:t>val</w:t>
+      </w:r>
+      <w:proofErr w:type="spellEnd"/>
+      <w:r>
+        <w:t xml:space="preserve">) =&gt; </w:t>
+      </w:r>
+      <w:r>
+        <w:rPr>
+          <w:lang w:val="en-US"/>
+        </w:rPr>
+        <w:t>acc</w:t>
+      </w:r>
+      <w:r>
+        <w:t xml:space="preserve"> + </w:t>
+      </w:r>
+      <w:proofErr w:type="spellStart"/>
+      <w:r>
+        <w:rPr>
+          <w:lang w:val="en-US"/>
+        </w:rPr>
+        <w:t>val</w:t>
+      </w:r>
+      <w:proofErr w:type="spellEnd"/>
+      <w:r>
+        <w:t>, 0)</w:t>
+      </w:r>
+      <w:r>
+        <w:t xml:space="preserve"> - </w:t>
+      </w:r>
+      <w:r>
+        <w:t>Суммирует все элементы массива, начиная с 0.</w:t>
+      </w:r>
+    </w:p>
+    <w:p>
+      <w:pPr>
+        <w:spacing w:line="360" w:lineRule="auto"/>
+        <w:ind w:firstLine="709"/>
+        <w:jc w:val="both"/>
+      </w:pPr>
+      <w:proofErr w:type="spellStart"/>
+      <w:proofErr w:type="gramStart"/>
+      <w:r>
+        <w:t>matrix.map</w:t>
+      </w:r>
+      <w:proofErr w:type="spellEnd"/>
+      <w:r>
+        <w:t>(</w:t>
+      </w:r>
+      <w:proofErr w:type="spellStart"/>
+      <w:proofErr w:type="gramEnd"/>
+      <w:r>
+        <w:t>row</w:t>
+      </w:r>
+      <w:proofErr w:type="spellEnd"/>
+      <w:r>
+        <w:t xml:space="preserve"> =&gt; </w:t>
+      </w:r>
+      <w:proofErr w:type="spellStart"/>
+      <w:r>
+        <w:t>fn</w:t>
+      </w:r>
+      <w:proofErr w:type="spellEnd"/>
+      <w:r>
+        <w:t>)</w:t>
+      </w:r>
+      <w:r>
+        <w:t xml:space="preserve"> - </w:t>
+      </w:r>
+      <w:r>
+        <w:t xml:space="preserve">Преобразует каждую строку матрицы, применяя функцию </w:t>
+      </w:r>
+      <w:proofErr w:type="spellStart"/>
+      <w:r>
+        <w:t>fn</w:t>
+      </w:r>
+      <w:proofErr w:type="spellEnd"/>
+      <w:r>
+        <w:t>.</w:t>
+      </w:r>
+    </w:p>
+    <w:p>
+      <w:pPr>
+        <w:spacing w:line="360" w:lineRule="auto"/>
+        <w:ind w:firstLine="709"/>
+        <w:jc w:val="both"/>
+      </w:pPr>
+      <w:proofErr w:type="gramStart"/>
+      <w:r>
+        <w:rPr>
+          <w:lang w:val="en-US"/>
+        </w:rPr>
+        <w:t>row</w:t>
+      </w:r>
+      <w:r>
+        <w:t>.</w:t>
+      </w:r>
+      <w:r>
+        <w:rPr>
+          <w:lang w:val="en-US"/>
+        </w:rPr>
+        <w:t>filter</w:t>
+      </w:r>
+      <w:proofErr w:type="gramEnd"/>
+      <w:r>
+        <w:t>(</w:t>
+      </w:r>
+      <w:r>
+        <w:rPr>
+          <w:lang w:val="en-US"/>
+        </w:rPr>
+        <w:t>num</w:t>
+      </w:r>
+      <w:r>
+        <w:t xml:space="preserve"> =&gt; </w:t>
+      </w:r>
+      <w:r>
+        <w:rPr>
+          <w:lang w:val="en-US"/>
+        </w:rPr>
+        <w:t>num</w:t>
+      </w:r>
+      <w:r>
+        <w:t xml:space="preserve"> &gt; </w:t>
+      </w:r>
+      <w:r>
+        <w:rPr>
+          <w:lang w:val="en-US"/>
+        </w:rPr>
+        <w:t>average</w:t>
+      </w:r>
+      <w:r>
+        <w:t>)</w:t>
+      </w:r>
+      <w:r>
+        <w:t xml:space="preserve"> - </w:t>
+      </w:r>
+      <w:r>
+        <w:t>Оставляет в строке только числа, большие среднего значения (</w:t>
+      </w:r>
+      <w:proofErr w:type="spellStart"/>
+      <w:r>
+        <w:t>average</w:t>
+      </w:r>
+      <w:proofErr w:type="spellEnd"/>
+      <w:r>
+        <w:t>).</w:t>
+      </w:r>
+    </w:p>
+    <w:p>
+      <w:pPr>
+        <w:spacing w:line="360" w:lineRule="auto"/>
+        <w:ind w:firstLine="709"/>
+        <w:jc w:val="both"/>
+      </w:pPr>
+      <w:proofErr w:type="spellStart"/>
+      <w:proofErr w:type="gramStart"/>
+      <w:r>
+        <w:t>row.join</w:t>
+      </w:r>
+      <w:proofErr w:type="spellEnd"/>
+      <w:proofErr w:type="gramEnd"/>
+      <w:r>
+        <w:t>("\t")</w:t>
+      </w:r>
+      <w:r>
+        <w:t xml:space="preserve"> - </w:t>
+      </w:r>
+      <w:r>
+        <w:t>Объединяет элементы строки в одну строку с разделителем табуляции.</w:t>
+      </w:r>
+    </w:p>
+    <w:p>
+      <w:pPr>
+        <w:spacing w:line="360" w:lineRule="auto"/>
+        <w:ind w:firstLine="709"/>
+        <w:jc w:val="both"/>
+      </w:pPr>
+      <w:proofErr w:type="spellStart"/>
+      <w:r>
+        <w:t>resultArray.join</w:t>
+      </w:r>
+      <w:proofErr w:type="spellEnd"/>
+      <w:r>
+        <w:t>(", ")</w:t>
+      </w:r>
+      <w:r>
+        <w:t xml:space="preserve"> - </w:t>
+      </w:r>
+      <w:r>
+        <w:t xml:space="preserve">Объединяет элементы массива </w:t>
+      </w:r>
+      <w:proofErr w:type="spellStart"/>
+      <w:r>
+        <w:t>resultArray</w:t>
+      </w:r>
+      <w:proofErr w:type="spellEnd"/>
+      <w:r>
+        <w:t xml:space="preserve"> в строку через запятую.</w:t>
+      </w:r>
+    </w:p>
+    <w:p>
+      <w:pPr>
+        <w:spacing w:line="360" w:lineRule="auto"/>
+        <w:ind w:firstLine="709"/>
+        <w:jc w:val="both"/>
+      </w:pPr>
+      <w:proofErr w:type="spellStart"/>
+      <w:proofErr w:type="gramStart"/>
+      <w:r>
+        <w:t>matrix.forEach</w:t>
+      </w:r>
+      <w:proofErr w:type="spellEnd"/>
+      <w:proofErr w:type="gramEnd"/>
+      <w:r>
+        <w:t>(</w:t>
+      </w:r>
+      <w:proofErr w:type="spellStart"/>
+      <w:r>
+        <w:t>row</w:t>
+      </w:r>
+      <w:proofErr w:type="spellEnd"/>
+      <w:r>
+        <w:t xml:space="preserve"> =&gt; </w:t>
+      </w:r>
+      <w:proofErr w:type="spellStart"/>
+      <w:r>
+        <w:t>fn</w:t>
+      </w:r>
+      <w:proofErr w:type="spellEnd"/>
+      <w:r>
+        <w:t>)</w:t>
+      </w:r>
+      <w:r>
+        <w:t xml:space="preserve"> - </w:t>
+      </w:r>
+      <w:r>
+        <w:t xml:space="preserve">Перебирает каждую строку матрицы и применяет функцию </w:t>
+      </w:r>
+      <w:proofErr w:type="spellStart"/>
+      <w:r>
+        <w:t>fn</w:t>
+      </w:r>
+      <w:proofErr w:type="spellEnd"/>
+      <w:r>
+        <w:t xml:space="preserve"> (для формирования вывода).</w:t>
+      </w:r>
+    </w:p>
+    <w:p>
+      <w:pPr>
+        <w:spacing w:line="360" w:lineRule="auto"/>
+        <w:ind w:firstLine="709"/>
+        <w:jc w:val="both"/>
+      </w:pPr>
     </w:p>
     <w:p>
       <w:pPr>
@@ -4245,6 +4634,9 @@
         <w:spacing w:line="360" w:lineRule="auto"/>
         <w:ind w:firstLine="709"/>
         <w:jc w:val="both"/>
+        <w:rPr>
+          <w:lang w:val="en-US"/>
+        </w:rPr>
       </w:pPr>
       <w:r>
         <w:rPr>
@@ -4253,6 +4645,9 @@
         <w:t xml:space="preserve">        </w:t>
       </w:r>
       <w:r>
+        <w:rPr>
+          <w:lang w:val="en-US"/>
+        </w:rPr>
         <w:t>}</w:t>
       </w:r>
     </w:p>
@@ -4270,7 +4665,13 @@
         <w:jc w:val="both"/>
       </w:pPr>
       <w:r>
-        <w:t>    }</w:t>
+        <w:rPr>
+          <w:lang w:val="en-US"/>
+        </w:rPr>
+        <w:t xml:space="preserve">    </w:t>
+      </w:r>
+      <w:r>
+        <w:t>}</w:t>
       </w:r>
     </w:p>
     <w:p>
@@ -4313,6 +4714,9 @@
         <w:jc w:val="both"/>
       </w:pPr>
       <w:r>
+        <w:rPr>
+          <w:noProof/>
+        </w:rPr>
         <w:drawing>
           <wp:inline distT="0" distB="0" distL="0" distR="0" wp14:anchorId="07D5F571" wp14:editId="79125A1B">
             <wp:extent cx="5942330" cy="2988310"/>
@@ -4373,6 +4777,10 @@
         <w:jc w:val="both"/>
       </w:pPr>
       <w:r>
+        <w:rPr>
+          <w:noProof/>
+        </w:rPr>
+        <w:lastRenderedPageBreak/>
         <w:drawing>
           <wp:inline distT="0" distB="0" distL="0" distR="0" wp14:anchorId="00B6AE8E" wp14:editId="1C67392D">
             <wp:extent cx="5942330" cy="2994660"/>
@@ -4712,7 +5120,6 @@
           <w:szCs w:val="18"/>
           <w:lang w:val="en-US" w:eastAsia="en-US"/>
         </w:rPr>
-        <w:lastRenderedPageBreak/>
         <w:t>&lt;/head&gt;</w:t>
       </w:r>
     </w:p>
@@ -5702,6 +6109,7 @@
           <w:szCs w:val="18"/>
           <w:lang w:eastAsia="en-US"/>
         </w:rPr>
+        <w:lastRenderedPageBreak/>
         <w:t xml:space="preserve">    </w:t>
       </w:r>
       <w:r>
@@ -6896,7 +7304,6 @@
           <w:szCs w:val="18"/>
           <w:lang w:eastAsia="en-US"/>
         </w:rPr>
-        <w:lastRenderedPageBreak/>
         <w:t>        &lt;</w:t>
       </w:r>
       <w:proofErr w:type="spellStart"/>
@@ -7613,6 +8020,7 @@
         <w:rPr>
           <w:b/>
         </w:rPr>
+        <w:lastRenderedPageBreak/>
         <w:t>Вывод</w:t>
       </w:r>
     </w:p>
